--- a/შეფასების ინსტრუმენტები/301/5. - Git/შეფასების_ინსტრუმენტი_Git_სწავლის_შედეგი_3.docx
+++ b/შეფასების ინსტრუმენტები/301/5. - Git/შეფასების_ინსტრუმენტი_Git_სწავლის_შედეგი_3.docx
@@ -225,7 +225,7 @@
           <w:szCs w:val="20"/>
           <w:lang w:val="ka-GE"/>
         </w:rPr>
-        <w:t xml:space="preserve">ნიკოლოზ ქისიშვილი</w:t>
+        <w:t xml:space="preserve">ლუკა მათითაიშვილი</w:t>
       </w:r>
       <w:r>
         <w:rPr>
@@ -1920,7 +1920,16 @@
                 <w:szCs w:val="20"/>
                 <w:lang w:val="ka-GE"/>
               </w:rPr>
-              <w:t xml:space="preserve">განათლების მასწავლებლის მიერ შევსებული პრაქტიკული დავალების შეფასების ფურცელი და პროფესიული სტუდენტის მიერ შესრულებული პრაქტიკული დავალება (GitHub რეპოზიტორის ბმული, კონფლიქტისა და მისი მოგვარების სქრინშოტები, README.md-ში კონფლიქტის აღწერა), რომელიც ინახება კოლეჯის ლოკალურ სერვერზე.</w:t>
+              <w:t xml:space="preserve">განათლების მასწავლებლის მიერ</w:t>
+            </w:r>
+            <w:r>
+              <w:rPr>
+                <w:rFonts w:ascii="Sylfaen" w:hAnsi="Sylfaen"/>
+                <w:sz w:val="20"/>
+                <w:szCs w:val="20"/>
+                <w:lang w:val="ka-GE"/>
+              </w:rPr>
+              <w:t xml:space="preserve"> შევსებული პრაქტიკული დავალების შეფასების ფურცელი და პროფესიული სტუდენტის მიერ შესრულებული პრაქტიკული დავალება (GitHub რეპოზიტორის ბმული, კონფლიქტისა და მისი მოგვარების სქრინშოტები, README.md-ში კონფლიქტის აღწერა), რომელიც ინახება კოლეჯის ლოკალურ სერვერზე.</w:t>
             </w:r>
             <w:r>
               <w:rPr>
@@ -3560,7 +3569,7 @@
                 <w:sz w:val="20"/>
                 <w:highlight w:val="white"/>
               </w:rPr>
-              <w:t xml:space="preserve">ლინკზე მოცემულია ინსტრუქცია, რომლის შესაბამისად სტუდენტმა უნდა გამოიწვიოს კონფლიქტი ორ განშტოებაში ერთი და იგივე სტრიქონის სხვადასხვანაირად შეცვლით, დაადგინოს კონფლიქტის მიზეზი, მოაგვაროს იგი ვერსიის კონტროლის ინსტრუმენტების გამოყენებით, ასახოს მოგვარებული ვერსია GitHub-ის რეპოზიტორში და README.md-ში აღწეროს კონფლიქტის კონტექსტი და მოგვარების გზა. დავალების შესრულების დრო – 2 საათი.</w:t>
+              <w:t xml:space="preserve">ლინკზე მოცემულია ინსტრუქცია, რომლის შესაბამისად სტუდენტმა უნდა გამოიწვიოს კონფლიქტი ორ განშტოებაში ერთი და იგივე სტრიქონის სხვადა</w:t>
             </w:r>
             <w:r>
               <w:rPr>
@@ -3569,7 +3578,7 @@
                 <w:sz w:val="20"/>
                 <w:highlight w:val="white"/>
               </w:rPr>
-              <w:t xml:space="preserve"/>
+              <w:t xml:space="preserve">სხვანაირად შეცვლით, დაადგინოს კონფლიქტის მიზეზი, მოაგვაროს იგი ვერსიის კონტროლის ინსტრუმენტების გამოყენებით, ასახოს მოგვარებული ვერსია GitHub-ის რეპოზიტორში და README.md-ში აღწეროს კონფლიქტის კონტექსტი და მოგვარების გზა. დავალების შესრულების დრო – 2 საათი.</w:t>
             </w:r>
             <w:r>
               <w:rPr>
@@ -4673,38 +4682,6 @@
                 <w:rFonts w:ascii="Sylfaen" w:hAnsi="Sylfaen"/>
                 <w:sz w:val="20"/>
                 <w:szCs w:val="20"/>
-                <w:lang w:val="ka-GE"/>
-              </w:rPr>
-            </w:r>
-            <w:r>
-              <w:rPr>
-                <w:rFonts w:ascii="Sylfaen" w:hAnsi="Sylfaen"/>
-                <w:sz w:val="20"/>
-                <w:szCs w:val="20"/>
-                <w:lang w:val="ka-GE"/>
-              </w:rPr>
-            </w:r>
-            <w:r>
-              <w:rPr>
-                <w:rFonts w:cs="Arial"/>
-                <w:i/>
-                <w:color w:val="4bacc6" w:themeColor="accent5"/>
-                <w:lang w:val="ka-GE"/>
-              </w:rPr>
-            </w:r>
-            <w:r>
-              <w:rPr>
-                <w:rFonts w:cs="Arial"/>
-                <w:i/>
-                <w:color w:val="4bacc6" w:themeColor="accent5"/>
-                <w:lang w:val="ka-GE"/>
-              </w:rPr>
-            </w:r>
-            <w:r>
-              <w:rPr>
-                <w:rFonts w:cs="Arial"/>
-                <w:i/>
-                <w:color w:val="4bacc6" w:themeColor="accent5"/>
                 <w:lang w:val="ka-GE"/>
               </w:rPr>
             </w:r>
@@ -5607,32 +5584,6 @@
               <w:rPr>
                 <w:rFonts w:cs="Arial"/>
                 <w:i/>
-              </w:rPr>
-            </w:r>
-            <w:r>
-              <w:rPr>
-                <w:rFonts w:cs="Arial"/>
-                <w:i/>
-              </w:rPr>
-            </w:r>
-            <w:r>
-              <w:rPr>
-                <w:rFonts w:ascii="Sylfaen" w:hAnsi="Sylfaen"/>
-                <w:bCs/>
-                <w:color w:val="000000" w:themeColor="text1"/>
-                <w:sz w:val="20"/>
-                <w:szCs w:val="20"/>
-                <w:lang w:val="ka-GE"/>
-              </w:rPr>
-            </w:r>
-            <w:r>
-              <w:rPr>
-                <w:rFonts w:ascii="Sylfaen" w:hAnsi="Sylfaen"/>
-                <w:bCs/>
-                <w:color w:val="000000" w:themeColor="text1"/>
-                <w:sz w:val="20"/>
-                <w:szCs w:val="20"/>
-                <w:lang w:val="ka-GE"/>
               </w:rPr>
             </w:r>
             <w:r>

--- a/შეფასების ინსტრუმენტები/301/5. - Git/შეფასების_ინსტრუმენტი_Git_სწავლის_შედეგი_3.docx
+++ b/შეფასების ინსტრუმენტები/301/5. - Git/შეფასების_ინსტრუმენტი_Git_სწავლის_შედეგი_3.docx
@@ -225,7 +225,16 @@
           <w:szCs w:val="20"/>
           <w:lang w:val="ka-GE"/>
         </w:rPr>
-        <w:t xml:space="preserve">ლუკა მათითაიშვილი</w:t>
+        <w:t xml:space="preserve">ლუკა ბანძელაძე</w:t>
+      </w:r>
+      <w:r>
+        <w:rPr>
+          <w:rFonts w:ascii="Sylfaen" w:hAnsi="Sylfaen"/>
+          <w:b/>
+          <w:sz w:val="20"/>
+          <w:szCs w:val="20"/>
+          <w:lang w:val="ka-GE"/>
+        </w:rPr>
       </w:r>
       <w:r>
         <w:rPr>
